--- a/Meeting_Minutes/Week 11 14_10.docx
+++ b/Meeting_Minutes/Week 11 14_10.docx
@@ -28,6 +28,46 @@
       <w:pPr>
         <w:numPr>
           <w:ilvl w:val="0"/>
+          <w:numId w:val="4"/>
+        </w:numPr>
+        <w:ind w:left="720" w:hanging="360"/>
+        <w:rPr>
+          <w:u w:val="none"/>
+        </w:rPr>
+      </w:pPr>
+      <w:r>
+        <w:rPr>
+          <w:rtl w:val="0"/>
+        </w:rPr>
+        <w:t xml:space="preserve">Discussing the design of the poster and working on it</w:t>
+      </w:r>
+    </w:p>
+    <w:p>
+      <w:pPr>
+        <w:rPr/>
+      </w:pPr>
+      <w:r>
+        <w:rPr>
+          <w:rtl w:val="0"/>
+        </w:rPr>
+      </w:r>
+    </w:p>
+    <w:p>
+      <w:pPr>
+        <w:ind w:left="0" w:firstLine="0"/>
+        <w:rPr/>
+      </w:pPr>
+      <w:r>
+        <w:rPr>
+          <w:rtl w:val="0"/>
+        </w:rPr>
+        <w:t xml:space="preserve">Progress:</w:t>
+      </w:r>
+    </w:p>
+    <w:p>
+      <w:pPr>
+        <w:numPr>
+          <w:ilvl w:val="0"/>
           <w:numId w:val="2"/>
         </w:numPr>
         <w:ind w:left="720" w:hanging="360"/>
@@ -39,29 +79,289 @@
         <w:rPr>
           <w:rtl w:val="0"/>
         </w:rPr>
-        <w:t xml:space="preserve">Discussing the design of the poster and working on it</w:t>
-      </w:r>
-    </w:p>
-    <w:p>
-      <w:pPr>
+        <w:t xml:space="preserve">Emily wrote and consolidated the content of the poster into the figma workspace</w:t>
+      </w:r>
+    </w:p>
+    <w:p>
+      <w:pPr>
+        <w:numPr>
+          <w:ilvl w:val="0"/>
+          <w:numId w:val="2"/>
+        </w:numPr>
+        <w:ind w:left="720" w:hanging="360"/>
+        <w:rPr>
+          <w:u w:val="none"/>
+        </w:rPr>
+      </w:pPr>
+      <w:r>
+        <w:rPr>
+          <w:rtl w:val="0"/>
+        </w:rPr>
+        <w:t xml:space="preserve">Ellie, Ruby and Bianca worked on the design of the poster, deciding on the theme, colours, organisation and flow.</w:t>
+      </w:r>
+    </w:p>
+    <w:p>
+      <w:pPr>
+        <w:numPr>
+          <w:ilvl w:val="0"/>
+          <w:numId w:val="2"/>
+        </w:numPr>
+        <w:ind w:left="720" w:hanging="360"/>
+        <w:rPr>
+          <w:u w:val="none"/>
+        </w:rPr>
+      </w:pPr>
+      <w:r>
+        <w:rPr>
+          <w:rtl w:val="0"/>
+        </w:rPr>
+        <w:t xml:space="preserve">Progression from Emily after the main theme was decided</w:t>
+      </w:r>
+    </w:p>
+    <w:p>
+      <w:pPr>
+        <w:numPr>
+          <w:ilvl w:val="0"/>
+          <w:numId w:val="2"/>
+        </w:numPr>
+        <w:ind w:left="720" w:hanging="360"/>
+        <w:rPr>
+          <w:u w:val="none"/>
+        </w:rPr>
+      </w:pPr>
+      <w:r>
+        <w:rPr>
+          <w:rtl w:val="0"/>
+        </w:rPr>
+        <w:t xml:space="preserve">Reyana expressed trouble with Figma after 45 min, after someone asked if she had access to the workspace.</w:t>
+      </w:r>
+    </w:p>
+    <w:p>
+      <w:pPr>
+        <w:jc w:val="center"/>
         <w:rPr/>
       </w:pPr>
       <w:r>
-        <w:rPr>
-          <w:rtl w:val="0"/>
-        </w:rPr>
-      </w:r>
-    </w:p>
-    <w:p>
-      <w:pPr>
-        <w:ind w:left="0" w:firstLine="0"/>
         <w:rPr/>
-      </w:pPr>
-      <w:r>
-        <w:rPr>
-          <w:rtl w:val="0"/>
-        </w:rPr>
-        <w:t xml:space="preserve">Progress:</w:t>
+        <w:drawing>
+          <wp:inline distB="114300" distT="114300" distL="114300" distR="114300">
+            <wp:extent cx="4529933" cy="2716099"/>
+            <wp:effectExtent b="0" l="0" r="0" t="0"/>
+            <wp:docPr id="1" name="image1.png"/>
+            <a:graphic>
+              <a:graphicData uri="http://schemas.openxmlformats.org/drawingml/2006/picture">
+                <pic:pic>
+                  <pic:nvPicPr>
+                    <pic:cNvPr id="0" name="image1.png"/>
+                    <pic:cNvPicPr preferRelativeResize="0"/>
+                  </pic:nvPicPr>
+                  <pic:blipFill>
+                    <a:blip r:embed="rId6"/>
+                    <a:srcRect b="0" l="0" r="0" t="0"/>
+                    <a:stretch>
+                      <a:fillRect/>
+                    </a:stretch>
+                  </pic:blipFill>
+                  <pic:spPr>
+                    <a:xfrm>
+                      <a:off x="0" y="0"/>
+                      <a:ext cx="4529933" cy="2716099"/>
+                    </a:xfrm>
+                    <a:prstGeom prst="rect"/>
+                    <a:ln/>
+                  </pic:spPr>
+                </pic:pic>
+              </a:graphicData>
+            </a:graphic>
+          </wp:inline>
+        </w:drawing>
+      </w:r>
+      <w:r>
+        <w:rPr>
+          <w:rtl w:val="0"/>
+        </w:rPr>
+      </w:r>
+    </w:p>
+    <w:p>
+      <w:pPr>
+        <w:rPr/>
+      </w:pPr>
+      <w:r>
+        <w:rPr>
+          <w:rtl w:val="0"/>
+        </w:rPr>
+      </w:r>
+    </w:p>
+    <w:p>
+      <w:pPr>
+        <w:rPr/>
+      </w:pPr>
+      <w:r>
+        <w:rPr>
+          <w:rtl w:val="0"/>
+        </w:rPr>
+        <w:t xml:space="preserve">tutor notes:</w:t>
+      </w:r>
+    </w:p>
+    <w:p>
+      <w:pPr>
+        <w:numPr>
+          <w:ilvl w:val="0"/>
+          <w:numId w:val="3"/>
+        </w:numPr>
+        <w:pBdr>
+          <w:top w:color="auto" w:space="0" w:sz="0" w:val="none"/>
+          <w:bottom w:color="auto" w:space="0" w:sz="0" w:val="none"/>
+          <w:right w:color="auto" w:space="0" w:sz="0" w:val="none"/>
+          <w:between w:color="auto" w:space="0" w:sz="0" w:val="none"/>
+        </w:pBdr>
+        <w:spacing w:after="0" w:afterAutospacing="0" w:before="60" w:lineRule="auto"/>
+        <w:ind w:left="720" w:hanging="360"/>
+        <w:rPr>
+          <w:sz w:val="22"/>
+          <w:szCs w:val="22"/>
+        </w:rPr>
+      </w:pPr>
+      <w:r>
+        <w:rPr>
+          <w:rtl w:val="0"/>
+        </w:rPr>
+        <w:t xml:space="preserve">current poster is too text heavy, they recommend expanding on the "our solution", part, they want to see how the prototype works like a step by step how to</w:t>
+      </w:r>
+    </w:p>
+    <w:p>
+      <w:pPr>
+        <w:numPr>
+          <w:ilvl w:val="0"/>
+          <w:numId w:val="3"/>
+        </w:numPr>
+        <w:pBdr>
+          <w:top w:color="auto" w:space="0" w:sz="0" w:val="none"/>
+          <w:bottom w:color="auto" w:space="0" w:sz="0" w:val="none"/>
+          <w:right w:color="auto" w:space="0" w:sz="0" w:val="none"/>
+          <w:between w:color="auto" w:space="0" w:sz="0" w:val="none"/>
+        </w:pBdr>
+        <w:spacing w:after="0" w:afterAutospacing="0" w:before="0" w:beforeAutospacing="0" w:lineRule="auto"/>
+        <w:ind w:left="720" w:hanging="360"/>
+        <w:rPr>
+          <w:sz w:val="22"/>
+          <w:szCs w:val="22"/>
+        </w:rPr>
+      </w:pPr>
+      <w:r>
+        <w:rPr>
+          <w:rtl w:val="0"/>
+        </w:rPr>
+        <w:t xml:space="preserve">condense most of the content into dot points e..g target audience could be one sentence</w:t>
+      </w:r>
+    </w:p>
+    <w:p>
+      <w:pPr>
+        <w:numPr>
+          <w:ilvl w:val="0"/>
+          <w:numId w:val="3"/>
+        </w:numPr>
+        <w:pBdr>
+          <w:top w:color="auto" w:space="0" w:sz="0" w:val="none"/>
+          <w:bottom w:color="auto" w:space="0" w:sz="0" w:val="none"/>
+          <w:right w:color="auto" w:space="0" w:sz="0" w:val="none"/>
+          <w:between w:color="auto" w:space="0" w:sz="0" w:val="none"/>
+        </w:pBdr>
+        <w:spacing w:after="0" w:afterAutospacing="0" w:before="0" w:beforeAutospacing="0" w:lineRule="auto"/>
+        <w:ind w:left="720" w:hanging="360"/>
+        <w:rPr>
+          <w:sz w:val="22"/>
+          <w:szCs w:val="22"/>
+        </w:rPr>
+      </w:pPr>
+      <w:r>
+        <w:rPr>
+          <w:rtl w:val="0"/>
+        </w:rPr>
+        <w:t xml:space="preserve">supplementary documents like the probes could be brought into class and doesn't have to be on the poster</w:t>
+      </w:r>
+    </w:p>
+    <w:p>
+      <w:pPr>
+        <w:numPr>
+          <w:ilvl w:val="0"/>
+          <w:numId w:val="3"/>
+        </w:numPr>
+        <w:pBdr>
+          <w:top w:color="auto" w:space="0" w:sz="0" w:val="none"/>
+          <w:bottom w:color="auto" w:space="0" w:sz="0" w:val="none"/>
+          <w:right w:color="auto" w:space="0" w:sz="0" w:val="none"/>
+          <w:between w:color="auto" w:space="0" w:sz="0" w:val="none"/>
+        </w:pBdr>
+        <w:spacing w:after="0" w:afterAutospacing="0" w:before="0" w:beforeAutospacing="0" w:lineRule="auto"/>
+        <w:ind w:left="720" w:hanging="360"/>
+        <w:rPr>
+          <w:sz w:val="22"/>
+          <w:szCs w:val="22"/>
+        </w:rPr>
+      </w:pPr>
+      <w:r>
+        <w:rPr>
+          <w:rtl w:val="0"/>
+        </w:rPr>
+        <w:t xml:space="preserve">iterations of the prototype through their stages --&gt; pictures</w:t>
+      </w:r>
+    </w:p>
+    <w:p>
+      <w:pPr>
+        <w:numPr>
+          <w:ilvl w:val="0"/>
+          <w:numId w:val="3"/>
+        </w:numPr>
+        <w:pBdr>
+          <w:top w:color="auto" w:space="0" w:sz="0" w:val="none"/>
+          <w:bottom w:color="auto" w:space="0" w:sz="0" w:val="none"/>
+          <w:right w:color="auto" w:space="0" w:sz="0" w:val="none"/>
+          <w:between w:color="auto" w:space="0" w:sz="0" w:val="none"/>
+        </w:pBdr>
+        <w:spacing w:after="60" w:before="0" w:beforeAutospacing="0" w:lineRule="auto"/>
+        <w:ind w:left="720" w:hanging="360"/>
+        <w:rPr>
+          <w:sz w:val="22"/>
+          <w:szCs w:val="22"/>
+        </w:rPr>
+      </w:pPr>
+      <w:r>
+        <w:rPr>
+          <w:rtl w:val="0"/>
+        </w:rPr>
+        <w:t xml:space="preserve">focus on the main dot points in the slide</w:t>
+      </w:r>
+    </w:p>
+    <w:p>
+      <w:pPr>
+        <w:rPr/>
+      </w:pPr>
+      <w:r>
+        <w:rPr>
+          <w:rtl w:val="0"/>
+        </w:rPr>
+      </w:r>
+    </w:p>
+    <w:p>
+      <w:pPr>
+        <w:rPr/>
+      </w:pPr>
+      <w:r>
+        <w:rPr>
+          <w:rtl w:val="0"/>
+        </w:rPr>
+      </w:r>
+    </w:p>
+    <w:p>
+      <w:pPr>
+        <w:rPr/>
+      </w:pPr>
+      <w:r>
+        <w:rPr>
+          <w:rtl w:val="0"/>
+        </w:rPr>
+        <w:t xml:space="preserve">Further into the week progress:</w:t>
       </w:r>
     </w:p>
     <w:p>
@@ -79,7 +379,7 @@
         <w:rPr>
           <w:rtl w:val="0"/>
         </w:rPr>
-        <w:t xml:space="preserve">Emily wrote and consolidated the content of the poster into the figma workspace</w:t>
+        <w:t xml:space="preserve">Reyana organised contents on poster</w:t>
       </w:r>
     </w:p>
     <w:p>
@@ -97,7 +397,7 @@
         <w:rPr>
           <w:rtl w:val="0"/>
         </w:rPr>
-        <w:t xml:space="preserve">Ellie, Ruby and Bianca worked on the design of the poster, deciding on the theme, colours, organisation and flow.</w:t>
+        <w:t xml:space="preserve">Bianca, Emily and Reyana created visual elements for the poster after feedback from tutors</w:t>
       </w:r>
     </w:p>
     <w:p>
@@ -115,25 +415,7 @@
         <w:rPr>
           <w:rtl w:val="0"/>
         </w:rPr>
-        <w:t xml:space="preserve">Progression from Emily after the main theme was decided</w:t>
-      </w:r>
-    </w:p>
-    <w:p>
-      <w:pPr>
-        <w:numPr>
-          <w:ilvl w:val="0"/>
-          <w:numId w:val="1"/>
-        </w:numPr>
-        <w:ind w:left="720" w:hanging="360"/>
-        <w:rPr>
-          <w:u w:val="none"/>
-        </w:rPr>
-      </w:pPr>
-      <w:r>
-        <w:rPr>
-          <w:rtl w:val="0"/>
-        </w:rPr>
-        <w:t xml:space="preserve">Reyana expressed trouble with Figma after 45 min after someone asked if she had access to the workspace.</w:t>
+        <w:t xml:space="preserve">Ruby cut down content, reorganised elements and finalised poster for printing</w:t>
       </w:r>
     </w:p>
     <w:p>
@@ -387,11 +669,245 @@
       </w:rPr>
     </w:lvl>
   </w:abstractNum>
+  <w:abstractNum w:abstractNumId="3">
+    <w:lvl w:ilvl="0">
+      <w:start w:val="1"/>
+      <w:numFmt w:val="bullet"/>
+      <w:lvlText w:val="●"/>
+      <w:lvlJc w:val="left"/>
+      <w:pPr>
+        <w:ind w:left="720" w:hanging="360"/>
+      </w:pPr>
+      <w:rPr>
+        <w:rFonts w:ascii="Arial" w:cs="Arial" w:eastAsia="Arial" w:hAnsi="Arial"/>
+        <w:b w:val="0"/>
+        <w:bCs w:val="0"/>
+        <w:i w:val="0"/>
+        <w:iCs w:val="0"/>
+        <w:smallCaps w:val="0"/>
+        <w:sz w:val="24"/>
+        <w:szCs w:val="24"/>
+        <w:u w:val="none"/>
+      </w:rPr>
+    </w:lvl>
+    <w:lvl w:ilvl="1">
+      <w:start w:val="1"/>
+      <w:numFmt w:val="bullet"/>
+      <w:lvlText w:val="○"/>
+      <w:lvlJc w:val="left"/>
+      <w:pPr>
+        <w:ind w:left="1440" w:hanging="360"/>
+      </w:pPr>
+      <w:rPr>
+        <w:u w:val="none"/>
+      </w:rPr>
+    </w:lvl>
+    <w:lvl w:ilvl="2">
+      <w:start w:val="1"/>
+      <w:numFmt w:val="bullet"/>
+      <w:lvlText w:val="■"/>
+      <w:lvlJc w:val="left"/>
+      <w:pPr>
+        <w:ind w:left="2160" w:hanging="360"/>
+      </w:pPr>
+      <w:rPr>
+        <w:u w:val="none"/>
+      </w:rPr>
+    </w:lvl>
+    <w:lvl w:ilvl="3">
+      <w:start w:val="1"/>
+      <w:numFmt w:val="bullet"/>
+      <w:lvlText w:val="●"/>
+      <w:lvlJc w:val="left"/>
+      <w:pPr>
+        <w:ind w:left="2880" w:hanging="360"/>
+      </w:pPr>
+      <w:rPr>
+        <w:u w:val="none"/>
+      </w:rPr>
+    </w:lvl>
+    <w:lvl w:ilvl="4">
+      <w:start w:val="1"/>
+      <w:numFmt w:val="bullet"/>
+      <w:lvlText w:val="○"/>
+      <w:lvlJc w:val="left"/>
+      <w:pPr>
+        <w:ind w:left="3600" w:hanging="360"/>
+      </w:pPr>
+      <w:rPr>
+        <w:u w:val="none"/>
+      </w:rPr>
+    </w:lvl>
+    <w:lvl w:ilvl="5">
+      <w:start w:val="1"/>
+      <w:numFmt w:val="bullet"/>
+      <w:lvlText w:val="■"/>
+      <w:lvlJc w:val="left"/>
+      <w:pPr>
+        <w:ind w:left="4320" w:hanging="360"/>
+      </w:pPr>
+      <w:rPr>
+        <w:u w:val="none"/>
+      </w:rPr>
+    </w:lvl>
+    <w:lvl w:ilvl="6">
+      <w:start w:val="1"/>
+      <w:numFmt w:val="bullet"/>
+      <w:lvlText w:val="●"/>
+      <w:lvlJc w:val="left"/>
+      <w:pPr>
+        <w:ind w:left="5040" w:hanging="360"/>
+      </w:pPr>
+      <w:rPr>
+        <w:u w:val="none"/>
+      </w:rPr>
+    </w:lvl>
+    <w:lvl w:ilvl="7">
+      <w:start w:val="1"/>
+      <w:numFmt w:val="bullet"/>
+      <w:lvlText w:val="○"/>
+      <w:lvlJc w:val="left"/>
+      <w:pPr>
+        <w:ind w:left="5760" w:hanging="360"/>
+      </w:pPr>
+      <w:rPr>
+        <w:u w:val="none"/>
+      </w:rPr>
+    </w:lvl>
+    <w:lvl w:ilvl="8">
+      <w:start w:val="1"/>
+      <w:numFmt w:val="bullet"/>
+      <w:lvlText w:val="■"/>
+      <w:lvlJc w:val="left"/>
+      <w:pPr>
+        <w:ind w:left="6480" w:hanging="360"/>
+      </w:pPr>
+      <w:rPr>
+        <w:u w:val="none"/>
+      </w:rPr>
+    </w:lvl>
+  </w:abstractNum>
+  <w:abstractNum w:abstractNumId="4">
+    <w:lvl w:ilvl="0">
+      <w:start w:val="1"/>
+      <w:numFmt w:val="bullet"/>
+      <w:lvlText w:val="-"/>
+      <w:lvlJc w:val="left"/>
+      <w:pPr>
+        <w:ind w:left="720" w:hanging="360"/>
+      </w:pPr>
+      <w:rPr>
+        <w:u w:val="none"/>
+      </w:rPr>
+    </w:lvl>
+    <w:lvl w:ilvl="1">
+      <w:start w:val="1"/>
+      <w:numFmt w:val="bullet"/>
+      <w:lvlText w:val="-"/>
+      <w:lvlJc w:val="left"/>
+      <w:pPr>
+        <w:ind w:left="1440" w:hanging="360"/>
+      </w:pPr>
+      <w:rPr>
+        <w:u w:val="none"/>
+      </w:rPr>
+    </w:lvl>
+    <w:lvl w:ilvl="2">
+      <w:start w:val="1"/>
+      <w:numFmt w:val="bullet"/>
+      <w:lvlText w:val="-"/>
+      <w:lvlJc w:val="left"/>
+      <w:pPr>
+        <w:ind w:left="2160" w:hanging="360"/>
+      </w:pPr>
+      <w:rPr>
+        <w:u w:val="none"/>
+      </w:rPr>
+    </w:lvl>
+    <w:lvl w:ilvl="3">
+      <w:start w:val="1"/>
+      <w:numFmt w:val="bullet"/>
+      <w:lvlText w:val="-"/>
+      <w:lvlJc w:val="left"/>
+      <w:pPr>
+        <w:ind w:left="2880" w:hanging="360"/>
+      </w:pPr>
+      <w:rPr>
+        <w:u w:val="none"/>
+      </w:rPr>
+    </w:lvl>
+    <w:lvl w:ilvl="4">
+      <w:start w:val="1"/>
+      <w:numFmt w:val="bullet"/>
+      <w:lvlText w:val="-"/>
+      <w:lvlJc w:val="left"/>
+      <w:pPr>
+        <w:ind w:left="3600" w:hanging="360"/>
+      </w:pPr>
+      <w:rPr>
+        <w:u w:val="none"/>
+      </w:rPr>
+    </w:lvl>
+    <w:lvl w:ilvl="5">
+      <w:start w:val="1"/>
+      <w:numFmt w:val="bullet"/>
+      <w:lvlText w:val="-"/>
+      <w:lvlJc w:val="left"/>
+      <w:pPr>
+        <w:ind w:left="4320" w:hanging="360"/>
+      </w:pPr>
+      <w:rPr>
+        <w:u w:val="none"/>
+      </w:rPr>
+    </w:lvl>
+    <w:lvl w:ilvl="6">
+      <w:start w:val="1"/>
+      <w:numFmt w:val="bullet"/>
+      <w:lvlText w:val="-"/>
+      <w:lvlJc w:val="left"/>
+      <w:pPr>
+        <w:ind w:left="5040" w:hanging="360"/>
+      </w:pPr>
+      <w:rPr>
+        <w:u w:val="none"/>
+      </w:rPr>
+    </w:lvl>
+    <w:lvl w:ilvl="7">
+      <w:start w:val="1"/>
+      <w:numFmt w:val="bullet"/>
+      <w:lvlText w:val="-"/>
+      <w:lvlJc w:val="left"/>
+      <w:pPr>
+        <w:ind w:left="5760" w:hanging="360"/>
+      </w:pPr>
+      <w:rPr>
+        <w:u w:val="none"/>
+      </w:rPr>
+    </w:lvl>
+    <w:lvl w:ilvl="8">
+      <w:start w:val="1"/>
+      <w:numFmt w:val="bullet"/>
+      <w:lvlText w:val="-"/>
+      <w:lvlJc w:val="left"/>
+      <w:pPr>
+        <w:ind w:left="6480" w:hanging="360"/>
+      </w:pPr>
+      <w:rPr>
+        <w:u w:val="none"/>
+      </w:rPr>
+    </w:lvl>
+  </w:abstractNum>
   <w:num w:numId="1">
     <w:abstractNumId w:val="1"/>
   </w:num>
   <w:num w:numId="2">
     <w:abstractNumId w:val="2"/>
+  </w:num>
+  <w:num w:numId="3">
+    <w:abstractNumId w:val="3"/>
+  </w:num>
+  <w:num w:numId="4">
+    <w:abstractNumId w:val="4"/>
   </w:num>
 </w:numbering>
 </file>
